--- a/docs/ЗАЯВКА_поля.docx
+++ b/docs/ЗАЯВКА_поля.docx
@@ -7,27 +7,22 @@
         <w:pStyle w:val="Heading1"/>
       </w:pPr>
       <w:r>
-        <w:t>Поля для заявки в АС «Фонд-М»: готовые формулировки</w:t>
+        <w:t>Поля заявки в АС «Фонд-М»: готовые формулировки</w:t>
       </w:r>
     </w:p>
     <w:p>
       <w:r>
-        <w:t>Текст подготовлен так, чтобы его можно было копировать в поля заявки без</w:t>
+        <w:t>Документ — для копирования в поля заявки. Формулировки проверены на</w:t>
       </w:r>
     </w:p>
     <w:p>
       <w:r>
-        <w:t>правки. Все формулировки — научно-исследовательские (без слов о производстве,</w:t>
+        <w:t>соответствие требованиям к научно-исследовательским работам: в описании этапов</w:t>
       </w:r>
     </w:p>
     <w:p>
       <w:r>
-        <w:t>сертификации, продвижении, закупках и патентовании: эти виды работ в</w:t>
-      </w:r>
-    </w:p>
-    <w:p>
-      <w:r>
-        <w:t>календарный план не включаются).</w:t>
+        <w:t>нет видов работ, которые к НИР не относятся.</w:t>
       </w:r>
     </w:p>
     <w:p>
@@ -43,31 +38,99 @@
         <w:pStyle w:val="Heading2"/>
       </w:pPr>
       <w:r>
-        <w:t>1. Название проекта</w:t>
+        <w:t>1. Команда и роль продукта</w:t>
       </w:r>
     </w:p>
     <w:p>
       <w:r>
-        <w:t>**Разработка и исследование метода автоматического выявления недостоверных</w:t>
+        <w:rPr>
+          <w:b/>
+        </w:rPr>
+        <w:t>Название проекта (полное):</w:t>
+      </w:r>
+      <w:r>
+        <w:t xml:space="preserve"> Инструмент проверки достоверности текста по</w:t>
       </w:r>
     </w:p>
     <w:p>
       <w:r>
-        <w:t>фрагментов текста на основе сопоставления ответа с документом-источником**</w:t>
+        <w:t>документу-источнику на основе анализа внимания языковой модели (SpanVerify).</w:t>
       </w:r>
     </w:p>
     <w:p>
       <w:r>
-        <w:t xml:space="preserve">Короткое название (для интерфейсов и презентаций): </w:t>
+        <w:rPr>
+          <w:b/>
+        </w:rPr>
+        <w:t>Формулировка проблемы.</w:t>
+      </w:r>
+      <w:r>
+        <w:t xml:space="preserve"> Генеративные языковые модели всё чаще используются для</w:t>
+      </w:r>
+    </w:p>
+    <w:p>
+      <w:r>
+        <w:t>подготовки ответов по документам: справок, выписок из регламентов, обобщений</w:t>
+      </w:r>
+    </w:p>
+    <w:p>
+      <w:r>
+        <w:t>инструкций. Такие тексты бегло выглядят достоверно даже тогда, когда числа,</w:t>
+      </w:r>
+    </w:p>
+    <w:p>
+      <w:r>
+        <w:t>сроки и ссылки в них не соответствуют источнику. Ручная выборочная проверка</w:t>
+      </w:r>
+    </w:p>
+    <w:p>
+      <w:r>
+        <w:t xml:space="preserve">несистематична, а инструментов, которые бы показывали </w:t>
       </w:r>
       <w:r>
         <w:rPr>
           <w:b/>
         </w:rPr>
-        <w:t>SpanVerify</w:t>
+        <w:t>где именно</w:t>
       </w:r>
       <w:r>
-        <w:t>.</w:t>
+        <w:t xml:space="preserve"> ответ</w:t>
+      </w:r>
+    </w:p>
+    <w:p>
+      <w:r>
+        <w:t>расходится с документом, для русскоязычных текстов почти нет.</w:t>
+      </w:r>
+    </w:p>
+    <w:p>
+      <w:r>
+        <w:rPr>
+          <w:b/>
+        </w:rPr>
+        <w:t>Что предлагается.</w:t>
+      </w:r>
+      <w:r>
+        <w:t xml:space="preserve"> Метод и программное средство, которые получают документ и</w:t>
+      </w:r>
+    </w:p>
+    <w:p>
+      <w:r>
+        <w:t>ответ, вычисляют по токенам ответа признаки на основе внимания языковой модели и</w:t>
+      </w:r>
+    </w:p>
+    <w:p>
+      <w:r>
+        <w:t>векторных представлений, формируют оценку риска, выделяют связные фрагменты с</w:t>
+      </w:r>
+    </w:p>
+    <w:p>
+      <w:r>
+        <w:t>риском выше порога и выдают количественную оценку достоверности ответа. Работает</w:t>
+      </w:r>
+    </w:p>
+    <w:p>
+      <w:r>
+        <w:t>локально: тексты не покидают компьютер пользователя.</w:t>
       </w:r>
     </w:p>
     <w:p>
@@ -75,22 +138,42 @@
         <w:pStyle w:val="Heading2"/>
       </w:pPr>
       <w:r>
-        <w:t>2. Направление</w:t>
+        <w:t>2. Научная новизна (формулировка для поля)</w:t>
       </w:r>
     </w:p>
     <w:p>
       <w:r>
-        <w:t>Информационные технологии, искусственный интеллект, обработка естественного</w:t>
+        <w:t>Постановка задачи как локального сопоставления ответа с конкретным документом:</w:t>
       </w:r>
     </w:p>
     <w:p>
       <w:r>
-        <w:t>языка; инструменты контроля качества текстов, порождаемых генеративными</w:t>
+        <w:t>средство указывает фрагменты ответа, не подтверждённые источником, а не только</w:t>
       </w:r>
     </w:p>
     <w:p>
       <w:r>
-        <w:t>моделями.</w:t>
+        <w:t>оценивает текст целиком. Признак доли внимания на документ используется с</w:t>
+      </w:r>
+    </w:p>
+    <w:p>
+      <w:r>
+        <w:t>отрицательным знаком (больше опоры — меньше риска) и сопоставляется с «сырой»</w:t>
+      </w:r>
+    </w:p>
+    <w:p>
+      <w:r>
+        <w:t>энтропией внимания на нескольких слоях модели. Параметры метода калибруются по</w:t>
+      </w:r>
+    </w:p>
+    <w:p>
+      <w:r>
+        <w:t>целевому уровню ложных срабатываний, что делает результат пригодным для решений,</w:t>
+      </w:r>
+    </w:p>
+    <w:p>
+      <w:r>
+        <w:t>где цена ложного обвинения высока.</w:t>
       </w:r>
     </w:p>
     <w:p>
@@ -98,67 +181,72 @@
         <w:pStyle w:val="Heading2"/>
       </w:pPr>
       <w:r>
-        <w:t>3. Аннотация (до 800 знаков)</w:t>
+        <w:t>3. Метод (для поля «содержание работы»)</w:t>
+      </w:r>
+    </w:p>
+    <w:p>
+      <w:pPr>
+        <w:pStyle w:val="ListNumber"/>
+      </w:pPr>
+      <w:r>
+        <w:t>Токенизация ответа с сохранением смещений в символах.</w:t>
+      </w:r>
+    </w:p>
+    <w:p>
+      <w:pPr>
+        <w:pStyle w:val="ListNumber"/>
+      </w:pPr>
+      <w:r>
+        <w:t>Признаки на токен: нормированная энтропия внимания; доля массы внимания,</w:t>
       </w:r>
     </w:p>
     <w:p>
       <w:r>
-        <w:t>Проект посвящён задаче, которая возникает при практическом применении</w:t>
+        <w:t xml:space="preserve">   приходящаяся на документ; плотность близости представлений токена к</w:t>
       </w:r>
     </w:p>
     <w:p>
       <w:r>
-        <w:t>генеративных языковых моделей: модель уверенно выдаёт утверждения, которые не</w:t>
+        <w:t xml:space="preserve">   ближайшим токенам документа (базовый уровень без использования внимания).</w:t>
+      </w:r>
+    </w:p>
+    <w:p>
+      <w:pPr>
+        <w:pStyle w:val="ListNumber"/>
+      </w:pPr>
+      <w:r>
+        <w:t>Взвешенная комбинация признаков с подбором весов по AUC на обучающей части</w:t>
       </w:r>
     </w:p>
     <w:p>
       <w:r>
-        <w:t>подтверждаются источником — числовые значения, сроки, ссылки на нормы.</w:t>
+        <w:t xml:space="preserve">   (перебор сетки, сумма весов равна единице).</w:t>
+      </w:r>
+    </w:p>
+    <w:p>
+      <w:pPr>
+        <w:pStyle w:val="ListNumber"/>
+      </w:pPr>
+      <w:r>
+        <w:t>Оценка ответа как полусуммы среднего риска и среднего риска верхних</w:t>
       </w:r>
     </w:p>
     <w:p>
       <w:r>
-        <w:t>Предлагается метод проверки ответа относительно документа-источника: по каждому</w:t>
+        <w:t xml:space="preserve">   двадцати процентов токенов; изотоническая калибровка (PAVA).</w:t>
+      </w:r>
+    </w:p>
+    <w:p>
+      <w:pPr>
+        <w:pStyle w:val="ListNumber"/>
+      </w:pPr>
+      <w:r>
+        <w:t>Порог решения выбирается по целевому уровню ложных срабатываний на</w:t>
       </w:r>
     </w:p>
     <w:p>
       <w:r>
-        <w:t>токену ответа вычисляются признаки (энтропия внимания модели, доля внимания на</w:t>
-      </w:r>
-    </w:p>
-    <w:p>
-      <w:r>
-        <w:t>документ, плотность близости к фрагментам документа), из них формируется оценка</w:t>
-      </w:r>
-    </w:p>
-    <w:p>
-      <w:r>
-        <w:t>риска, а найденные участки объединяются в связные фрагменты с метками</w:t>
-      </w:r>
-    </w:p>
-    <w:p>
-      <w:r>
-        <w:t>«сомнительно» и «высокий риск». Метод откалиброван по целевому уровню ложных</w:t>
-      </w:r>
-    </w:p>
-    <w:p>
-      <w:r>
-        <w:t>срабатываний, реализован в виде программы и HTTP-интерфейса, проверен на</w:t>
-      </w:r>
-    </w:p>
-    <w:p>
-      <w:r>
-        <w:t>контрольном наборе пар «документ — ответ». Результат — инструмент, который</w:t>
-      </w:r>
-    </w:p>
-    <w:p>
-      <w:r>
-        <w:t>показывает человеку места, требующие перечитки, и количественно описывает</w:t>
-      </w:r>
-    </w:p>
-    <w:p>
-      <w:r>
-        <w:t>степень опоры ответа на источник.</w:t>
+        <w:t xml:space="preserve">   обучающей части; тестовая часть используется только для измерения.</w:t>
       </w:r>
     </w:p>
     <w:p>
@@ -166,47 +254,70 @@
         <w:pStyle w:val="Heading2"/>
       </w:pPr>
       <w:r>
-        <w:t>4. Актуальность</w:t>
+        <w:t>4. Планируемые результаты</w:t>
+      </w:r>
+    </w:p>
+    <w:p>
+      <w:pPr>
+        <w:pStyle w:val="ListNumber"/>
+      </w:pPr>
+      <w:r>
+        <w:t>Обученный метод с открытыми параметрами (</w:t>
+      </w:r>
+      <w:r>
+        <w:rPr>
+          <w:rFonts w:ascii="Consolas" w:hAnsi="Consolas"/>
+          <w:color w:val="224488"/>
+          <w:sz w:val="19"/>
+        </w:rPr>
+        <w:t>weights.json</w:t>
+      </w:r>
+      <w:r>
+        <w:t>: веса, пороги,</w:t>
       </w:r>
     </w:p>
     <w:p>
       <w:r>
-        <w:t>Генеративные модели всё шире применяются для подготовки справок, ответов на</w:t>
+        <w:t xml:space="preserve">   калибровка, решающая голова).</w:t>
+      </w:r>
+    </w:p>
+    <w:p>
+      <w:pPr>
+        <w:pStyle w:val="ListNumber"/>
+      </w:pPr>
+      <w:r>
+        <w:t>Программное средство: локальное приложение для Windows одним файлом,</w:t>
       </w:r>
     </w:p>
     <w:p>
       <w:r>
-        <w:t>запросы и обобщений документации. Ошибки в таких текстах (подмена числовых</w:t>
+        <w:t xml:space="preserve">   HTTP-интерфейс, интерфейс командной строки.</w:t>
+      </w:r>
+    </w:p>
+    <w:p>
+      <w:pPr>
+        <w:pStyle w:val="ListNumber"/>
+      </w:pPr>
+      <w:r>
+        <w:t>Протокол оценки: метрики по токенам и фрагментам, доверительные интервалы</w:t>
       </w:r>
     </w:p>
     <w:p>
       <w:r>
-        <w:t>значений, ссылки на несуществующие положения) обнаруживаются человеком</w:t>
+        <w:t xml:space="preserve">   бутстрэпом, сравнение признаков по слоям модели.</w:t>
+      </w:r>
+    </w:p>
+    <w:p>
+      <w:pPr>
+        <w:pStyle w:val="ListNumber"/>
+      </w:pPr>
+      <w:r>
+        <w:t>Комплект документации: руководство пользователя, описание метода, отчёт о</w:t>
       </w:r>
     </w:p>
     <w:p>
       <w:r>
-        <w:t>несистематически: на глаз правдоподобный текст выглядит корректным.</w:t>
-      </w:r>
-    </w:p>
-    <w:p>
-      <w:r>
-        <w:t>Существующие средства либо оценивают «похожесть на ИИ» без обращения к</w:t>
-      </w:r>
-    </w:p>
-    <w:p>
-      <w:r>
-        <w:t>источнику, либо требуют разметки больших корпусов. Задача сопоставления ответа</w:t>
-      </w:r>
-    </w:p>
-    <w:p>
-      <w:r>
-        <w:t>с конкретным документом и локальный поиск неподтверждённых мест исследована</w:t>
-      </w:r>
-    </w:p>
-    <w:p>
-      <w:r>
-        <w:t>недостаточно, особенно для русскоязычных текстов.</w:t>
+        <w:t xml:space="preserve">   НИР, руководство по обучению на собственных размеченных парах.</w:t>
       </w:r>
     </w:p>
     <w:p>
@@ -214,7 +325,7 @@
         <w:pStyle w:val="Heading2"/>
       </w:pPr>
       <w:r>
-        <w:t>5. Цель и задачи</w:t>
+        <w:t>5. Формулировки для коротких полей</w:t>
       </w:r>
     </w:p>
     <w:p>
@@ -222,15 +333,45 @@
         <w:rPr>
           <w:b/>
         </w:rPr>
-        <w:t>Цель:</w:t>
+        <w:t>Аннотация (до 500 знаков).</w:t>
       </w:r>
       <w:r>
-        <w:t xml:space="preserve"> разработать метод выявления неподтверждённых документом фрагментов</w:t>
+        <w:t xml:space="preserve"> Работа посвящена проверке достоверности текста по</w:t>
       </w:r>
     </w:p>
     <w:p>
       <w:r>
-        <w:t>ответа и оценить его качество на размеченных данных.</w:t>
+        <w:t>документу-источнику. Предлагается метод, который по вниманию языковой модели и</w:t>
+      </w:r>
+    </w:p>
+    <w:p>
+      <w:r>
+        <w:t>близости представлений вычисляет риск недостоверности каждого токена ответа,</w:t>
+      </w:r>
+    </w:p>
+    <w:p>
+      <w:r>
+        <w:t>выделяет связные фрагменты, не подтверждённые документом, и выдаёт оценку</w:t>
+      </w:r>
+    </w:p>
+    <w:p>
+      <w:r>
+        <w:t>достоверности ответа. Параметры калибруются по целевому уровню ложных</w:t>
+      </w:r>
+    </w:p>
+    <w:p>
+      <w:r>
+        <w:t>срабатываний. Реализовано локальное приложение для Windows (один файл),</w:t>
+      </w:r>
+    </w:p>
+    <w:p>
+      <w:r>
+        <w:t>HTTP-интерфейс и интерфейс командной строки; проведена оценка на размеченных</w:t>
+      </w:r>
+    </w:p>
+    <w:p>
+      <w:r>
+        <w:t>парах и пилотное исследование признаков по слоям реальной модели.</w:t>
       </w:r>
     </w:p>
     <w:p>
@@ -238,85 +379,77 @@
         <w:rPr>
           <w:b/>
         </w:rPr>
-        <w:t>Задачи исследования:</w:t>
+        <w:t>Актуальность (до 300 знаков).</w:t>
       </w:r>
-    </w:p>
-    <w:p>
-      <w:pPr>
-        <w:pStyle w:val="ListNumber"/>
-      </w:pPr>
       <w:r>
-        <w:t>Обзор существующих подходов к проверке фактической опоры текста на источник</w:t>
+        <w:t xml:space="preserve"> Генеративные модели готовят ответы по</w:t>
       </w:r>
     </w:p>
     <w:p>
       <w:r>
-        <w:t xml:space="preserve">   и уточнение постановки задачи для русскоязычных документов.</w:t>
-      </w:r>
-    </w:p>
-    <w:p>
-      <w:pPr>
-        <w:pStyle w:val="ListNumber"/>
-      </w:pPr>
-      <w:r>
-        <w:t>Разработка признаков недостоверности на основе внимания языковой модели и</w:t>
+        <w:t>документам, и правдоподобные по форме ответы могут содержать неподтверждённые</w:t>
       </w:r>
     </w:p>
     <w:p>
       <w:r>
-        <w:t xml:space="preserve">   векторных представлений.</w:t>
-      </w:r>
-    </w:p>
-    <w:p>
-      <w:pPr>
-        <w:pStyle w:val="ListNumber"/>
-      </w:pPr>
-      <w:r>
-        <w:t>Разработка схемы агрегации признаков: оценка риска по токенам, выделение</w:t>
+        <w:t>числа, сроки и ссылки. Инструментов локальной проверки ответа относительно</w:t>
       </w:r>
     </w:p>
     <w:p>
       <w:r>
-        <w:t xml:space="preserve">   связных фрагментов, оценка достоверности ответа в целом.</w:t>
-      </w:r>
-    </w:p>
-    <w:p>
-      <w:pPr>
-        <w:pStyle w:val="ListNumber"/>
-      </w:pPr>
-      <w:r>
-        <w:t>Обучение и калибровка параметров метода по целевому уровню ложных</w:t>
+        <w:t>конкретного документа для русскоязычных текстов недостаточно.</w:t>
       </w:r>
     </w:p>
     <w:p>
       <w:r>
-        <w:t xml:space="preserve">   срабатываний.</w:t>
+        <w:rPr>
+          <w:b/>
+        </w:rPr>
+        <w:t>Практическая значимость (до 300 знаков).</w:t>
       </w:r>
-    </w:p>
-    <w:p>
-      <w:pPr>
-        <w:pStyle w:val="ListNumber"/>
-      </w:pPr>
       <w:r>
-        <w:t>Экспериментальная оценка метода: метрики по токенам и фрагментам, сравнение</w:t>
+        <w:t xml:space="preserve"> Средство применимо для выборочной</w:t>
       </w:r>
     </w:p>
     <w:p>
       <w:r>
-        <w:t xml:space="preserve">   признаков между собой и по слоям модели.</w:t>
-      </w:r>
-    </w:p>
-    <w:p>
-      <w:pPr>
-        <w:pStyle w:val="ListNumber"/>
-      </w:pPr>
-      <w:r>
-        <w:t>Разработка программной реализации (локальное приложение и HTTP-интерфейс) и</w:t>
+        <w:t>проверки ответов справочных систем и сотрудников по регламентам. Работает</w:t>
       </w:r>
     </w:p>
     <w:p>
       <w:r>
-        <w:t xml:space="preserve">   её апробация на контрольных примерах.</w:t>
+        <w:t>локально, тексты не передаются во внешние сервисы; результат указывает места для</w:t>
+      </w:r>
+    </w:p>
+    <w:p>
+      <w:r>
+        <w:t>перечитки, а не выносит автоматический приговор.</w:t>
+      </w:r>
+    </w:p>
+    <w:p>
+      <w:r>
+        <w:rPr>
+          <w:b/>
+        </w:rPr>
+        <w:t>Ограничения (обязательно указать честно, до 300 знаков).</w:t>
+      </w:r>
+      <w:r>
+        <w:t xml:space="preserve"> Качество зависит от</w:t>
+      </w:r>
+    </w:p>
+    <w:p>
+      <w:r>
+        <w:t>модели и предметной области; нужна калибровка на размеченных парах пользователя.</w:t>
+      </w:r>
+    </w:p>
+    <w:p>
+      <w:r>
+        <w:t>Демонстрационный корпус синтетический: его метрики подтверждают</w:t>
+      </w:r>
+    </w:p>
+    <w:p>
+      <w:r>
+        <w:t>работоспособность метода, но не качество на реальных документах.</w:t>
       </w:r>
     </w:p>
     <w:p>
@@ -324,73 +457,294 @@
         <w:pStyle w:val="Heading2"/>
       </w:pPr>
       <w:r>
-        <w:t>6. Научная новизна и значимость</w:t>
+        <w:t>6. Что заполняет исполнитель (данные извне)</w:t>
       </w:r>
     </w:p>
+    <w:tbl>
+      <w:tblPr>
+        <w:tblStyle w:val="LightGrid-Accent1"/>
+        <w:tblW w:type="auto" w:w="0"/>
+        <w:tblLook w:firstColumn="1" w:firstRow="1" w:lastColumn="0" w:lastRow="0" w:noHBand="0" w:noVBand="1" w:val="04A0"/>
+      </w:tblPr>
+      <w:tblGrid>
+        <w:gridCol w:w="2880"/>
+        <w:gridCol w:w="2880"/>
+        <w:gridCol w:w="2880"/>
+      </w:tblGrid>
+      <w:tr>
+        <w:tc>
+          <w:tcPr>
+            <w:tcW w:type="dxa" w:w="2880"/>
+          </w:tcPr>
+          <w:p>
+            <w:r>
+              <w:rPr>
+                <w:b/>
+              </w:rPr>
+            </w:r>
+            <w:r>
+              <w:rPr>
+                <w:b/>
+              </w:rPr>
+              <w:t>Поле</w:t>
+            </w:r>
+          </w:p>
+        </w:tc>
+        <w:tc>
+          <w:tcPr>
+            <w:tcW w:type="dxa" w:w="2880"/>
+          </w:tcPr>
+          <w:p>
+            <w:r>
+              <w:rPr>
+                <w:b/>
+              </w:rPr>
+            </w:r>
+            <w:r>
+              <w:rPr>
+                <w:b/>
+              </w:rPr>
+              <w:t>Кто заполняет</w:t>
+            </w:r>
+          </w:p>
+        </w:tc>
+        <w:tc>
+          <w:tcPr>
+            <w:tcW w:type="dxa" w:w="2880"/>
+          </w:tcPr>
+          <w:p>
+            <w:r>
+              <w:rPr>
+                <w:b/>
+              </w:rPr>
+            </w:r>
+            <w:r>
+              <w:rPr>
+                <w:b/>
+              </w:rPr>
+              <w:t>Комментарий</w:t>
+            </w:r>
+          </w:p>
+        </w:tc>
+      </w:tr>
+      <w:tr>
+        <w:tc>
+          <w:tcPr>
+            <w:tcW w:type="dxa" w:w="2880"/>
+          </w:tcPr>
+          <w:p>
+            <w:r/>
+            <w:r>
+              <w:t>Публикации по теме</w:t>
+            </w:r>
+          </w:p>
+        </w:tc>
+        <w:tc>
+          <w:tcPr>
+            <w:tcW w:type="dxa" w:w="2880"/>
+          </w:tcPr>
+          <w:p>
+            <w:r/>
+            <w:r>
+              <w:t>исполнитель</w:t>
+            </w:r>
+          </w:p>
+        </w:tc>
+        <w:tc>
+          <w:tcPr>
+            <w:tcW w:type="dxa" w:w="2880"/>
+          </w:tcPr>
+          <w:p>
+            <w:r/>
+            <w:r>
+              <w:t>перечислить статьи/тезисы, если есть</w:t>
+            </w:r>
+          </w:p>
+        </w:tc>
+      </w:tr>
+      <w:tr>
+        <w:tc>
+          <w:tcPr>
+            <w:tcW w:type="dxa" w:w="2880"/>
+          </w:tcPr>
+          <w:p>
+            <w:r/>
+            <w:r>
+              <w:t>Дипломная работа</w:t>
+            </w:r>
+          </w:p>
+        </w:tc>
+        <w:tc>
+          <w:tcPr>
+            <w:tcW w:type="dxa" w:w="2880"/>
+          </w:tcPr>
+          <w:p>
+            <w:r/>
+            <w:r>
+              <w:t>исполнитель</w:t>
+            </w:r>
+          </w:p>
+        </w:tc>
+        <w:tc>
+          <w:tcPr>
+            <w:tcW w:type="dxa" w:w="2880"/>
+          </w:tcPr>
+          <w:p>
+            <w:r/>
+            <w:r>
+              <w:t>тема, научный руководитель, организация</w:t>
+            </w:r>
+          </w:p>
+        </w:tc>
+      </w:tr>
+      <w:tr>
+        <w:tc>
+          <w:tcPr>
+            <w:tcW w:type="dxa" w:w="2880"/>
+          </w:tcPr>
+          <w:p>
+            <w:r/>
+            <w:r>
+              <w:t>Письмо поддержки</w:t>
+            </w:r>
+          </w:p>
+        </w:tc>
+        <w:tc>
+          <w:tcPr>
+            <w:tcW w:type="dxa" w:w="2880"/>
+          </w:tcPr>
+          <w:p>
+            <w:r/>
+            <w:r>
+              <w:t>исполнитель</w:t>
+            </w:r>
+          </w:p>
+        </w:tc>
+        <w:tc>
+          <w:tcPr>
+            <w:tcW w:type="dxa" w:w="2880"/>
+          </w:tcPr>
+          <w:p>
+            <w:r/>
+            <w:r>
+              <w:t>например, от организации-партнёра</w:t>
+            </w:r>
+          </w:p>
+        </w:tc>
+      </w:tr>
+      <w:tr>
+        <w:tc>
+          <w:tcPr>
+            <w:tcW w:type="dxa" w:w="2880"/>
+          </w:tcPr>
+          <w:p>
+            <w:r/>
+            <w:r>
+              <w:t>Сроки этапов</w:t>
+            </w:r>
+          </w:p>
+        </w:tc>
+        <w:tc>
+          <w:tcPr>
+            <w:tcW w:type="dxa" w:w="2880"/>
+          </w:tcPr>
+          <w:p>
+            <w:r/>
+            <w:r>
+              <w:t>исполнитель</w:t>
+            </w:r>
+          </w:p>
+        </w:tc>
+        <w:tc>
+          <w:tcPr>
+            <w:tcW w:type="dxa" w:w="2880"/>
+          </w:tcPr>
+          <w:p>
+            <w:r/>
+            <w:r>
+              <w:t>в календарном плане указаны относительные сроки</w:t>
+            </w:r>
+          </w:p>
+        </w:tc>
+      </w:tr>
+      <w:tr>
+        <w:tc>
+          <w:tcPr>
+            <w:tcW w:type="dxa" w:w="2880"/>
+          </w:tcPr>
+          <w:p>
+            <w:r/>
+            <w:r>
+              <w:t>Стоимость работ</w:t>
+            </w:r>
+          </w:p>
+        </w:tc>
+        <w:tc>
+          <w:tcPr>
+            <w:tcW w:type="dxa" w:w="2880"/>
+          </w:tcPr>
+          <w:p>
+            <w:r/>
+            <w:r>
+              <w:t>исполнитель</w:t>
+            </w:r>
+          </w:p>
+        </w:tc>
+        <w:tc>
+          <w:tcPr>
+            <w:tcW w:type="dxa" w:w="2880"/>
+          </w:tcPr>
+          <w:p>
+            <w:r/>
+            <w:r>
+              <w:t>при требовании конкурсной документации</w:t>
+            </w:r>
+          </w:p>
+        </w:tc>
+      </w:tr>
+    </w:tbl>
+    <w:p/>
     <w:p>
       <w:pPr>
-        <w:pStyle w:val="ListBullet"/>
+        <w:pStyle w:val="Heading2"/>
       </w:pPr>
       <w:r>
-        <w:t xml:space="preserve">Постановка задачи как локального сопоставления: метод указывает </w:t>
-      </w:r>
-      <w:r>
-        <w:rPr>
-          <w:b/>
-        </w:rPr>
-        <w:t>где</w:t>
-      </w:r>
-      <w:r>
-        <w:t xml:space="preserve"> ответ</w:t>
+        <w:t>7. Чего в заявке быть не должно</w:t>
       </w:r>
     </w:p>
     <w:p>
       <w:r>
-        <w:t xml:space="preserve">  расходится с документом, а не только «достоверен / недостоверен».</w:t>
-      </w:r>
-    </w:p>
-    <w:p>
-      <w:pPr>
-        <w:pStyle w:val="ListBullet"/>
-      </w:pPr>
-      <w:r>
-        <w:t>Признак доли внимания на документ используется со знаком «чем больше опора,</w:t>
+        <w:t>Ниже — виды работ, которые не относятся к НИР; в текст заявки и календарного</w:t>
       </w:r>
     </w:p>
     <w:p>
       <w:r>
-        <w:t xml:space="preserve">  тем ниже риск» и сравнивается с классической энтропией внимания по слоям</w:t>
+        <w:t>плана они не включались: производство, изготовление, опытный или промышленный</w:t>
       </w:r>
     </w:p>
     <w:p>
       <w:r>
-        <w:t xml:space="preserve">  модели — гипотеза проверяется экспериментально, а не постулируется.</w:t>
-      </w:r>
-    </w:p>
-    <w:p>
-      <w:pPr>
-        <w:pStyle w:val="ListBullet"/>
-      </w:pPr>
-      <w:r>
-        <w:t>Метод калибруется по целевому уровню ложных срабатываний, что делает его</w:t>
+        <w:t>образец, опытная партия, сертификация, упаковка, маркетинг, продвижение,</w:t>
       </w:r>
     </w:p>
     <w:p>
       <w:r>
-        <w:t xml:space="preserve">  применимым там, где цена ложного обвинения высока.</w:t>
-      </w:r>
-    </w:p>
-    <w:p>
-      <w:pPr>
-        <w:pStyle w:val="ListBullet"/>
-      </w:pPr>
-      <w:r>
-        <w:t>Все параметры метода воспроизводимы: фиксированный seed, открытые скрипты</w:t>
+        <w:t>конструкторская и технологическая документация, закупка оборудования,</w:t>
       </w:r>
     </w:p>
     <w:p>
       <w:r>
-        <w:t xml:space="preserve">  обучения и оценки, сохранение параметров в текстовом файле.</w:t>
+        <w:t>клинические испытания, патентование и подача заявки на патент как вид работы,</w:t>
+      </w:r>
+    </w:p>
+    <w:p>
+      <w:r>
+        <w:t>литературный обзор как отдельный этап, публикация статьи и участие в</w:t>
+      </w:r>
+    </w:p>
+    <w:p>
+      <w:r>
+        <w:t>конференции как обязательный результат, преакселерация, бизнес-план.</w:t>
       </w:r>
     </w:p>
     <w:p>
@@ -398,48 +752,27 @@
         <w:pStyle w:val="Heading2"/>
       </w:pPr>
       <w:r>
-        <w:t>7. Практическая значимость</w:t>
+        <w:t>8. Соответствие фактическому состоянию работы</w:t>
       </w:r>
     </w:p>
     <w:p>
       <w:r>
-        <w:t>Инструмент применим для выборочной проверки ответов справочных систем,</w:t>
+        <w:t>На момент оформления заявки: метод реализован, обучен и откалиброван; проведена</w:t>
       </w:r>
     </w:p>
     <w:p>
       <w:r>
-        <w:t>сгенерированных обзоров документации, ответов сотрудников по регламентам.</w:t>
+        <w:t>оценка на отложенной части демонстрационного корпуса (token F1 0.959 при</w:t>
       </w:r>
     </w:p>
     <w:p>
       <w:r>
-        <w:t>Работает локально: документы не передаются во внешние сервисы, что важно для</w:t>
+        <w:t>FPR 0.002, критерий F1 ≥ 0.90 при FPR ≤ 0.10 выполнен); проведён пилот на</w:t>
       </w:r>
     </w:p>
     <w:p>
       <w:r>
-        <w:t>внутренних регламентов и персональных данных. Результат выдаётся как указание</w:t>
-      </w:r>
-    </w:p>
-    <w:p>
-      <w:r>
-        <w:t>на фрагменты для перечитки, а не как автоматический приговор.</w:t>
-      </w:r>
-    </w:p>
-    <w:p>
-      <w:pPr>
-        <w:pStyle w:val="Heading2"/>
-      </w:pPr>
-      <w:r>
-        <w:t>8. Методы и инструменты</w:t>
-      </w:r>
-    </w:p>
-    <w:p>
-      <w:pPr>
-        <w:pStyle w:val="ListBullet"/>
-      </w:pPr>
-      <w:r>
-        <w:t xml:space="preserve">Языковая модель </w:t>
+        <w:t xml:space="preserve">реальной модели </w:t>
       </w:r>
       <w:r>
         <w:rPr>
@@ -447,367 +780,44 @@
           <w:color w:val="224488"/>
           <w:sz w:val="19"/>
         </w:rPr>
-        <w:t>ai-forever/rugpt3small_based_on_gpt2</w:t>
+        <w:t>rugpt3small</w:t>
       </w:r>
       <w:r>
-        <w:t xml:space="preserve"> (CPU-вычисления);</w:t>
-      </w:r>
-    </w:p>
-    <w:p>
-      <w:pPr>
-        <w:pStyle w:val="ListBullet"/>
-      </w:pPr>
-      <w:r>
-        <w:t>признаки внимания и скрытых состояний; косинусная близость представлений;</w:t>
-      </w:r>
-    </w:p>
-    <w:p>
-      <w:pPr>
-        <w:pStyle w:val="ListBullet"/>
-      </w:pPr>
-      <w:r>
-        <w:t>логистическая регрессия с кросс-валидацией; изотоническая калибровка (PAVA);</w:t>
-      </w:r>
-    </w:p>
-    <w:p>
-      <w:pPr>
-        <w:pStyle w:val="ListBullet"/>
-      </w:pPr>
-      <w:r>
-        <w:t>метрики: precision, recall, F1 по токенам и фрагментам, FPR, AUC,</w:t>
+        <w:t xml:space="preserve"> в режиме вычислений на CPU с парным анализом</w:t>
       </w:r>
     </w:p>
     <w:p>
       <w:r>
-        <w:t xml:space="preserve">  доверительные интервалы бутстрэпом;</w:t>
-      </w:r>
-    </w:p>
-    <w:p>
-      <w:pPr>
-        <w:pStyle w:val="ListBullet"/>
-      </w:pPr>
-      <w:r>
-        <w:t>Python 3.10+, GitHub Actions для воспроизводимых сборок и проверок.</w:t>
-      </w:r>
-    </w:p>
-    <w:p>
-      <w:pPr>
-        <w:pStyle w:val="Heading2"/>
-      </w:pPr>
-      <w:r>
-        <w:t>9. Ожидаемые результаты</w:t>
-      </w:r>
-    </w:p>
-    <w:p>
-      <w:pPr>
-        <w:pStyle w:val="ListNumber"/>
-      </w:pPr>
-      <w:r>
-        <w:t>Метод и его программная реализация с открытыми параметрами обучения.</w:t>
-      </w:r>
-    </w:p>
-    <w:p>
-      <w:pPr>
-        <w:pStyle w:val="ListNumber"/>
-      </w:pPr>
-      <w:r>
-        <w:t>Количественная оценка качества на контрольном наборе: token F1 и FPR при</w:t>
+        <w:t>признаков по слоям; приложение собрано, проверено автоматическим смоук-тестом и</w:t>
       </w:r>
     </w:p>
     <w:p>
       <w:r>
-        <w:t xml:space="preserve">   фиксированном целевом уровне ложных срабатываний.</w:t>
+        <w:t xml:space="preserve">опубликовано по постоянной ссылке. Полные данные — в </w:t>
       </w:r>
-    </w:p>
-    <w:p>
-      <w:pPr>
-        <w:pStyle w:val="ListNumber"/>
-      </w:pPr>
-      <w:r>
-        <w:t>Сравнительный анализ признаков, включая разбиение по слоям модели.</w:t>
-      </w:r>
-    </w:p>
-    <w:p>
-      <w:pPr>
-        <w:pStyle w:val="ListNumber"/>
-      </w:pPr>
-      <w:r>
-        <w:t>Комплект документации: описание метода, руководство пользователя, отчёт о</w:t>
-      </w:r>
-    </w:p>
-    <w:p>
-      <w:r>
-        <w:t xml:space="preserve">   НИР, календарный план.</w:t>
-      </w:r>
-    </w:p>
-    <w:p>
-      <w:pPr>
-        <w:pStyle w:val="ListNumber"/>
-      </w:pPr>
-      <w:r>
-        <w:t>Публикация промежуточных результатов (при наличии у исполнителя</w:t>
-      </w:r>
-    </w:p>
-    <w:p>
-      <w:r>
-        <w:t xml:space="preserve">   публикационной активности — указывает исполнитель).</w:t>
-      </w:r>
-    </w:p>
-    <w:p>
-      <w:pPr>
-        <w:pStyle w:val="Heading2"/>
-      </w:pPr>
-      <w:r>
-        <w:t>10. Ограничения и риски (честно)</w:t>
-      </w:r>
-    </w:p>
-    <w:p>
-      <w:pPr>
-        <w:pStyle w:val="ListBullet"/>
-      </w:pPr>
-      <w:r>
-        <w:t>Качество метода зависит от модели и предметной области; требуется</w:t>
-      </w:r>
-    </w:p>
-    <w:p>
-      <w:r>
-        <w:t xml:space="preserve">  калибровка на размеченных парах пользователя.</w:t>
-      </w:r>
-    </w:p>
-    <w:p>
-      <w:pPr>
-        <w:pStyle w:val="ListBullet"/>
-      </w:pPr>
-      <w:r>
-        <w:t>Синтетический демонстрационный корпус не заменяет реальную разметку: числа</w:t>
-      </w:r>
-    </w:p>
-    <w:p>
-      <w:r>
-        <w:t xml:space="preserve">  на нём характеризуют работоспособность метода, а не качество на реальных</w:t>
-      </w:r>
-    </w:p>
-    <w:p>
-      <w:r>
-        <w:t xml:space="preserve">  документах.</w:t>
-      </w:r>
-    </w:p>
-    <w:p>
-      <w:pPr>
-        <w:pStyle w:val="ListBullet"/>
-      </w:pPr>
-      <w:r>
-        <w:t>Сроки и объём зависят от доступа к вычислительным ресурсам для режима</w:t>
-      </w:r>
-    </w:p>
-    <w:p>
-      <w:r>
-        <w:t xml:space="preserve">  реальной модели.</w:t>
-      </w:r>
-    </w:p>
-    <w:p>
-      <w:pPr>
-        <w:pStyle w:val="Heading2"/>
-      </w:pPr>
-      <w:r>
-        <w:t>11. Что заполняет исполнитель (данные извне)</w:t>
-      </w:r>
-    </w:p>
-    <w:p>
-      <w:pPr>
-        <w:pStyle w:val="ListBullet"/>
-      </w:pPr>
       <w:r>
         <w:rPr>
-          <w:b/>
+          <w:rFonts w:ascii="Consolas" w:hAnsi="Consolas"/>
+          <w:color w:val="224488"/>
+          <w:sz w:val="19"/>
         </w:rPr>
-        <w:t>Публикации</w:t>
+        <w:t>ИТОГ.md</w:t>
       </w:r>
       <w:r>
-        <w:t xml:space="preserve"> по теме (при наличии).</w:t>
-      </w:r>
-    </w:p>
-    <w:p>
-      <w:pPr>
-        <w:pStyle w:val="ListBullet"/>
-      </w:pPr>
-      <w:r>
-        <w:rPr>
-          <w:b/>
-        </w:rPr>
-        <w:t>Дипломная работа / квалификационная работа</w:t>
-      </w:r>
-      <w:r>
-        <w:t>: тема, научный руководитель,</w:t>
-      </w:r>
-    </w:p>
-    <w:p>
-      <w:r>
-        <w:t xml:space="preserve">  организация.</w:t>
-      </w:r>
-    </w:p>
-    <w:p>
-      <w:pPr>
-        <w:pStyle w:val="ListBullet"/>
-      </w:pPr>
-      <w:r>
-        <w:rPr>
-          <w:b/>
-        </w:rPr>
-        <w:t>Письмо поддержки</w:t>
-      </w:r>
-      <w:r>
-        <w:t xml:space="preserve"> от организации (например, ООО «Вебпрактик»): реквизиты,</w:t>
-      </w:r>
-    </w:p>
-    <w:p>
-      <w:r>
-        <w:t xml:space="preserve">  подпись, дата.</w:t>
-      </w:r>
-    </w:p>
-    <w:p>
-      <w:pPr>
-        <w:pStyle w:val="ListBullet"/>
-      </w:pPr>
-      <w:r>
-        <w:rPr>
-          <w:b/>
-        </w:rPr>
-        <w:t>Сроки этапов</w:t>
-      </w:r>
-      <w:r>
-        <w:t>: уточняются по регламенту конкурса.</w:t>
-      </w:r>
-    </w:p>
-    <w:p>
-      <w:pPr>
-        <w:pStyle w:val="ListBullet"/>
-      </w:pPr>
-      <w:r>
-        <w:rPr>
-          <w:b/>
-        </w:rPr>
-        <w:t>Объём финансирования</w:t>
-      </w:r>
-      <w:r>
-        <w:t xml:space="preserve"> (если требуется конкурсной документацией).</w:t>
-      </w:r>
-    </w:p>
-    <w:p>
-      <w:pPr>
-        <w:pStyle w:val="Heading2"/>
-      </w:pPr>
-      <w:r>
-        <w:t>12. Состав команды и роли</w:t>
-      </w:r>
-    </w:p>
-    <w:p>
-      <w:r>
-        <w:t>Заполняется исполнителем: руководитель проекта, исследователь, разработчик,</w:t>
-      </w:r>
-    </w:p>
-    <w:p>
-      <w:r>
-        <w:t>консультант по предметной области. В заявке достаточно указать функции</w:t>
-      </w:r>
-    </w:p>
-    <w:p>
-      <w:r>
-        <w:t>(постановка задачи, реализация метода, проведение экспериментов, подготовка</w:t>
-      </w:r>
-    </w:p>
-    <w:p>
-      <w:r>
-        <w:t>отчётности).</w:t>
-      </w:r>
-    </w:p>
-    <w:p>
-      <w:pPr>
-        <w:jc w:val="center"/>
-      </w:pPr>
-      <w:r>
-        <w:t>────────────────────────────────────────</w:t>
-      </w:r>
-    </w:p>
-    <w:p>
-      <w:pPr>
-        <w:pStyle w:val="Heading2"/>
-      </w:pPr>
-      <w:r>
-        <w:t>Короткие формулировки для полей с ограничением длины</w:t>
+        <w:t xml:space="preserve"> и</w:t>
       </w:r>
     </w:p>
     <w:p>
       <w:r>
         <w:rPr>
-          <w:b/>
+          <w:rFonts w:ascii="Consolas" w:hAnsi="Consolas"/>
+          <w:color w:val="224488"/>
+          <w:sz w:val="19"/>
         </w:rPr>
-        <w:t>Ожидаемый результат (до 300 знаков).</w:t>
+        <w:t>docs/ОТЧЁТ_о_НИР_шаблон.md</w:t>
       </w:r>
       <w:r>
-        <w:t xml:space="preserve"> Метод выявления неподтверждённых</w:t>
-      </w:r>
-    </w:p>
-    <w:p>
-      <w:r>
-        <w:t>документом фрагментов ответа и его программная реализация; количественная</w:t>
-      </w:r>
-    </w:p>
-    <w:p>
-      <w:r>
-        <w:t>оценка качества на размеченных парах (token F1, FPR при целевом уровне ложных</w:t>
-      </w:r>
-    </w:p>
-    <w:p>
-      <w:r>
-        <w:t>срабатываний); руководство пользователя и отчёт о НИР.</w:t>
-      </w:r>
-    </w:p>
-    <w:p>
-      <w:r>
-        <w:rPr>
-          <w:b/>
-        </w:rPr>
-        <w:t>Научная новизна (до 300 знаков).</w:t>
-      </w:r>
-      <w:r>
-        <w:t xml:space="preserve"> Локальное сопоставление ответа с</w:t>
-      </w:r>
-    </w:p>
-    <w:p>
-      <w:r>
-        <w:t>документом: метод указывает конкретные неподтверждённые фрагменты, использует</w:t>
-      </w:r>
-    </w:p>
-    <w:p>
-      <w:r>
-        <w:t>признак доли внимания на документ и калибруется по целевому уровню ложных</w:t>
-      </w:r>
-    </w:p>
-    <w:p>
-      <w:r>
-        <w:t>срабатываний.</w:t>
-      </w:r>
-    </w:p>
-    <w:p>
-      <w:r>
-        <w:rPr>
-          <w:b/>
-        </w:rPr>
-        <w:t>Метод (до 300 знаков).</w:t>
-      </w:r>
-      <w:r>
-        <w:t xml:space="preserve"> Признаки внимания языковой модели и векторной</w:t>
-      </w:r>
-    </w:p>
-    <w:p>
-      <w:r>
-        <w:t>близости по токенам ответа → оценка риска → выделение связных фрагментов →</w:t>
-      </w:r>
-    </w:p>
-    <w:p>
-      <w:r>
-        <w:t>калибровка по целевому FPR; оценка на контрольном наборе с бутстрэп-интервалами.</w:t>
+        <w:t>.</w:t>
       </w:r>
     </w:p>
     <w:sectPr>

--- a/docs/ЗАЯВКА_поля.docx
+++ b/docs/ЗАЯВКА_поля.docx
@@ -762,12 +762,22 @@
     </w:p>
     <w:p>
       <w:r>
-        <w:t>оценка на отложенной части демонстрационного корпуса (token F1 0.959 при</w:t>
+        <w:t>оценка на отложенной части демонстрационного корпуса (token F1 0.953 при</w:t>
       </w:r>
     </w:p>
     <w:p>
       <w:r>
-        <w:t>FPR 0.002, критерий F1 ≥ 0.90 при FPR ≤ 0.10 выполнен); проведён пилот на</w:t>
+        <w:t>FPR 0.002, критерий F1 ≥ 0.90 при FPR ≤ 0.10 выполнен внутри демонстрационного</w:t>
+      </w:r>
+    </w:p>
+    <w:p>
+      <w:r>
+        <w:t>корпуса; на корпусе другого генератора token F1 0.731 при FPR 0.144 — там</w:t>
+      </w:r>
+    </w:p>
+    <w:p>
+      <w:r>
+        <w:t>критерий не выполняется, ограничение зафиксировано в отчёте); проведён пилот на</w:t>
       </w:r>
     </w:p>
     <w:p>
@@ -793,7 +803,88 @@
     </w:p>
     <w:p>
       <w:r>
-        <w:t xml:space="preserve">опубликовано по постоянной ссылке. Полные данные — в </w:t>
+        <w:t>опубликовано по постоянной ссылке.</w:t>
+      </w:r>
+    </w:p>
+    <w:p>
+      <w:r>
+        <w:t>Отдельно о формулировке «доля участия ИИ»: в программном средстве это</w:t>
+      </w:r>
+    </w:p>
+    <w:p>
+      <w:r>
+        <w:t xml:space="preserve">самостоятельная величина </w:t>
+      </w:r>
+      <w:r>
+        <w:rPr>
+          <w:rFonts w:ascii="Consolas" w:hAnsi="Consolas"/>
+          <w:color w:val="224488"/>
+          <w:sz w:val="19"/>
+        </w:rPr>
+        <w:t>ai_participation</w:t>
+      </w:r>
+      <w:r>
+        <w:t xml:space="preserve"> — логистическая регрессия по пяти</w:t>
+      </w:r>
+    </w:p>
+    <w:p>
+      <w:r>
+        <w:t>признакам, средняя вероятность по содержательным токенам, калиброванная на</w:t>
+      </w:r>
+    </w:p>
+    <w:p>
+      <w:r>
+        <w:t>синтетическом корпусе с известной долей смеси (два стиля, доли 0 / 0.25 / 0.5 /</w:t>
+      </w:r>
+    </w:p>
+    <w:p>
+      <w:r>
+        <w:t xml:space="preserve">0.75 / 1). Она доступна по </w:t>
+      </w:r>
+      <w:r>
+        <w:rPr>
+          <w:rFonts w:ascii="Consolas" w:hAnsi="Consolas"/>
+          <w:color w:val="224488"/>
+          <w:sz w:val="19"/>
+        </w:rPr>
+        <w:t>GET /v1/model</w:t>
+      </w:r>
+      <w:r>
+        <w:t xml:space="preserve"> вместе с полем</w:t>
+      </w:r>
+    </w:p>
+    <w:p>
+      <w:r>
+        <w:rPr>
+          <w:rFonts w:ascii="Consolas" w:hAnsi="Consolas"/>
+          <w:color w:val="224488"/>
+          <w:sz w:val="19"/>
+        </w:rPr>
+        <w:t>participation.calibrated_on</w:t>
+      </w:r>
+      <w:r>
+        <w:t>; калибровка на реальных текстах не выполнялась и</w:t>
+      </w:r>
+    </w:p>
+    <w:p>
+      <w:r>
+        <w:t xml:space="preserve">должна быть названа в заявке честно. Величина </w:t>
+      </w:r>
+      <w:r>
+        <w:rPr>
+          <w:rFonts w:ascii="Consolas" w:hAnsi="Consolas"/>
+          <w:color w:val="224488"/>
+          <w:sz w:val="19"/>
+        </w:rPr>
+        <w:t>ai_share</w:t>
+      </w:r>
+      <w:r>
+        <w:t xml:space="preserve"> в ответе API — это</w:t>
+      </w:r>
+    </w:p>
+    <w:p>
+      <w:r>
+        <w:t xml:space="preserve">другая метрика: доля недостоверного (не подтверждённого документом) текста. Полные данные — в </w:t>
       </w:r>
       <w:r>
         <w:rPr>

--- a/docs/ЗАЯВКА_поля.docx
+++ b/docs/ЗАЯВКА_поля.docx
@@ -772,7 +772,7 @@
     </w:p>
     <w:p>
       <w:r>
-        <w:t>корпуса; на корпусе другого генератора token F1 0.731 при FPR 0.144 — там</w:t>
+        <w:t>корпуса; на корпусе другого генератора token F1 0.717 при FPR 0.157 — там</w:t>
       </w:r>
     </w:p>
     <w:p>

--- a/docs/ЗАЯВКА_поля.docx
+++ b/docs/ЗАЯВКА_поля.docx
@@ -449,7 +449,28 @@
     </w:p>
     <w:p>
       <w:r>
-        <w:t>работоспособность метода, но не качество на реальных документах.</w:t>
+        <w:t>работоспособность метода, но не качество на реальных документах. Измерение на</w:t>
+      </w:r>
+    </w:p>
+    <w:p>
+      <w:r>
+        <w:t xml:space="preserve">реальных актах в режиме </w:t>
+      </w:r>
+      <w:r>
+        <w:rPr>
+          <w:rFonts w:ascii="Consolas" w:hAnsi="Consolas"/>
+          <w:color w:val="224488"/>
+          <w:sz w:val="19"/>
+        </w:rPr>
+        <w:t>hf</w:t>
+      </w:r>
+      <w:r>
+        <w:t xml:space="preserve"> выполнено: заявленный ориентир качества не</w:t>
+      </w:r>
+    </w:p>
+    <w:p>
+      <w:r>
+        <w:t>достигнут, поэтому заявка уровня качества не обещает.</w:t>
       </w:r>
     </w:p>
     <w:p>
@@ -762,7 +783,7 @@
     </w:p>
     <w:p>
       <w:r>
-        <w:t>оценка на отложенной части демонстрационного корпуса (token F1 0.953 при</w:t>
+        <w:t>оценка на отложенной части демонстрационного корпуса (token F1 0.958 при</w:t>
       </w:r>
     </w:p>
     <w:p>
@@ -772,7 +793,7 @@
     </w:p>
     <w:p>
       <w:r>
-        <w:t>корпуса; на корпусе другого генератора token F1 0.717 при FPR 0.157 — там</w:t>
+        <w:t>корпуса; на корпусе другого генератора token F1 0.737 при FPR 0.145 — там</w:t>
       </w:r>
     </w:p>
     <w:p>

--- a/docs/ЗАЯВКА_поля.docx
+++ b/docs/ЗАЯВКА_поля.docx
@@ -793,7 +793,7 @@
     </w:p>
     <w:p>
       <w:r>
-        <w:t>корпуса; на корпусе другого генератора token F1 0.737 при FPR 0.145 — там</w:t>
+        <w:t>корпуса; на корпусе другого генератора token F1 0.675 при FPR 0.148 — там</w:t>
       </w:r>
     </w:p>
     <w:p>
